--- a/session_3_dhruvi.docx
+++ b/session_3_dhruvi.docx
@@ -18,7 +18,7 @@
           <w:szCs w:val="32"/>
           <w:lang w:val="en-US"/>
         </w:rPr>
-        <w:t>Session-3</w:t>
+        <w:t xml:space="preserve"> </w:t>
       </w:r>
       <w:r>
         <w:rPr>
@@ -27,6 +27,15 @@
           <w:szCs w:val="32"/>
           <w:lang w:val="en-US"/>
         </w:rPr>
+        <w:t>Session-3</w:t>
+      </w:r>
+      <w:r>
+        <w:rPr>
+          <w:rStyle w:val="IntenseReference"/>
+          <w:sz w:val="32"/>
+          <w:szCs w:val="32"/>
+          <w:lang w:val="en-US"/>
+        </w:rPr>
         <w:t xml:space="preserve"> </w:t>
       </w:r>
     </w:p>
@@ -53,19 +62,7 @@
           <w:szCs w:val="24"/>
           <w:shd w:val="clear" w:color="auto" w:fill="FFFFFF"/>
         </w:rPr>
-        <w:t>1.</w:t>
-      </w:r>
-      <w:r>
-        <w:rPr>
-          <w:rFonts w:ascii="Segoe UI" w:hAnsi="Segoe UI" w:cs="Segoe UI"/>
-          <w:b/>
-          <w:bCs/>
-          <w:color w:val="878A99"/>
-          <w:sz w:val="24"/>
-          <w:szCs w:val="24"/>
-          <w:shd w:val="clear" w:color="auto" w:fill="FFFFFF"/>
-        </w:rPr>
-        <w:t>Write the full form and one-line use of: HTTP, HTTPS, FTP, SMTP.</w:t>
+        <w:t>1.Write the full form and one-line use of: HTTP, HTTPS, FTP, SMTP.</w:t>
       </w:r>
     </w:p>
     <w:p>
@@ -482,6 +479,17 @@
                 <w:szCs w:val="24"/>
                 <w:lang w:eastAsia="en-IN"/>
               </w:rPr>
+              <w:t xml:space="preserve">  </w:t>
+            </w:r>
+            <w:r>
+              <w:rPr>
+                <w:rFonts w:ascii="Times New Roman" w:eastAsia="Times New Roman" w:hAnsi="Times New Roman" w:cs="Times New Roman"/>
+                <w:b/>
+                <w:bCs/>
+                <w:sz w:val="24"/>
+                <w:szCs w:val="24"/>
+                <w:lang w:eastAsia="en-IN"/>
+              </w:rPr>
               <w:t>FTP</w:t>
             </w:r>
           </w:p>
@@ -664,19 +672,7 @@
           <w:szCs w:val="24"/>
           <w:shd w:val="clear" w:color="auto" w:fill="FFFFFF"/>
         </w:rPr>
-        <w:t>2.</w:t>
-      </w:r>
-      <w:r>
-        <w:rPr>
-          <w:rFonts w:ascii="Segoe UI" w:hAnsi="Segoe UI" w:cs="Segoe UI"/>
-          <w:b/>
-          <w:bCs/>
-          <w:color w:val="878A99"/>
-          <w:sz w:val="24"/>
-          <w:szCs w:val="24"/>
-          <w:shd w:val="clear" w:color="auto" w:fill="FFFFFF"/>
-        </w:rPr>
-        <w:t>What is the difference between IPv4 and IPv6? Answer in 2 lines</w:t>
+        <w:t>2.What is the difference between IPv4 and IPv6? Answer in 2 lines</w:t>
       </w:r>
       <w:r>
         <w:rPr>
@@ -794,8 +790,9 @@
           <w:color w:val="878A99"/>
           <w:shd w:val="clear" w:color="auto" w:fill="FFFFFF"/>
         </w:rPr>
-        <w:t>3.</w:t>
-      </w:r>
+        <w:t xml:space="preserve">3.Run </w:t>
+      </w:r>
+      <w:proofErr w:type="spellStart"/>
       <w:r>
         <w:rPr>
           <w:rFonts w:ascii="Segoe UI" w:hAnsi="Segoe UI" w:cs="Segoe UI"/>
@@ -804,9 +801,9 @@
           <w:color w:val="878A99"/>
           <w:shd w:val="clear" w:color="auto" w:fill="FFFFFF"/>
         </w:rPr>
-        <w:t xml:space="preserve">Run </w:t>
-      </w:r>
-      <w:proofErr w:type="spellStart"/>
+        <w:t>nslookup</w:t>
+      </w:r>
+      <w:proofErr w:type="spellEnd"/>
       <w:r>
         <w:rPr>
           <w:rFonts w:ascii="Segoe UI" w:hAnsi="Segoe UI" w:cs="Segoe UI"/>
@@ -815,17 +812,6 @@
           <w:color w:val="878A99"/>
           <w:shd w:val="clear" w:color="auto" w:fill="FFFFFF"/>
         </w:rPr>
-        <w:t>nslookup</w:t>
-      </w:r>
-      <w:proofErr w:type="spellEnd"/>
-      <w:r>
-        <w:rPr>
-          <w:rFonts w:ascii="Segoe UI" w:hAnsi="Segoe UI" w:cs="Segoe UI"/>
-          <w:b/>
-          <w:bCs/>
-          <w:color w:val="878A99"/>
-          <w:shd w:val="clear" w:color="auto" w:fill="FFFFFF"/>
-        </w:rPr>
         <w:t xml:space="preserve"> google.com on your system and write down the IP address you get</w:t>
       </w:r>
     </w:p>
@@ -920,7 +906,20 @@
           <w:szCs w:val="24"/>
           <w:lang w:eastAsia="en-IN"/>
         </w:rPr>
-        <w:t>Steps (Windows):</w:t>
+        <w:t>S</w:t>
+      </w:r>
+      <w:bookmarkStart w:id="0" w:name="_GoBack"/>
+      <w:bookmarkEnd w:id="0"/>
+      <w:r>
+        <w:rPr>
+          <w:rFonts w:ascii="Times New Roman" w:eastAsia="Times New Roman" w:hAnsi="Times New Roman" w:cs="Times New Roman"/>
+          <w:b/>
+          <w:bCs/>
+          <w:sz w:val="24"/>
+          <w:szCs w:val="24"/>
+          <w:lang w:eastAsia="en-IN"/>
+        </w:rPr>
+        <w:t>teps (Windows):</w:t>
       </w:r>
     </w:p>
     <w:p>
@@ -1384,19 +1383,7 @@
           <w:shd w:val="clear" w:color="auto" w:fill="FFFFFF"/>
         </w:rPr>
         <w:lastRenderedPageBreak/>
-        <w:t>4.</w:t>
-      </w:r>
-      <w:r>
-        <w:rPr>
-          <w:rFonts w:ascii="Segoe UI" w:hAnsi="Segoe UI" w:cs="Segoe UI"/>
-          <w:b/>
-          <w:bCs/>
-          <w:color w:val="878A99"/>
-          <w:sz w:val="28"/>
-          <w:szCs w:val="28"/>
-          <w:shd w:val="clear" w:color="auto" w:fill="FFFFFF"/>
-        </w:rPr>
-        <w:t>What do these HTTP status codes mean: 200, 301, 404, 500, 403?</w:t>
+        <w:t>4.What do these HTTP status codes mean: 200, 301, 404, 500, 403?</w:t>
       </w:r>
     </w:p>
     <w:p>
@@ -2028,19 +2015,7 @@
           <w:szCs w:val="28"/>
           <w:shd w:val="clear" w:color="auto" w:fill="FFFFFF"/>
         </w:rPr>
-        <w:t>5.</w:t>
-      </w:r>
-      <w:r>
-        <w:rPr>
-          <w:rFonts w:ascii="Segoe UI" w:hAnsi="Segoe UI" w:cs="Segoe UI"/>
-          <w:b/>
-          <w:bCs/>
-          <w:color w:val="878A99"/>
-          <w:sz w:val="28"/>
-          <w:szCs w:val="28"/>
-          <w:shd w:val="clear" w:color="auto" w:fill="FFFFFF"/>
-        </w:rPr>
-        <w:t>Explain DNS hierarchy (root, TLD, domain, subdomain) with www.google.com as an example.</w:t>
+        <w:t>5.Explain DNS hierarchy (root, TLD, domain, subdomain) with www.google.com as an example.</w:t>
       </w:r>
     </w:p>
     <w:p>
@@ -2872,8 +2847,6 @@
         </w:rPr>
         <w:t xml:space="preserve"> </w:t>
       </w:r>
-      <w:bookmarkStart w:id="0" w:name="_GoBack"/>
-      <w:bookmarkEnd w:id="0"/>
     </w:p>
     <w:p>
       <w:pPr>
